--- a/kindle/入稿/第6巻_副業の罠.docx
+++ b/kindle/入稿/第6巻_副業の罠.docx
@@ -346,7 +346,7 @@
           <w:sz w:val="21"/>
           <w:szCs w:val="21"/>
         </w:rPr>
-        <w:t xml:space="preserve">稼げた時期も、ありました。副業やそのほかを全部かき集めて、稼ぎは累計で1000万円を超えた。でも、口座の数字が増えても、心がふっと軽くなる瞬間は、ついに来ませんでした。増えれば増えるほど、「まだ足りない」「もっといけるはずだ」という声が、大きくなっていくだけでした。</w:t>
+        <w:t xml:space="preserve">稼げた時期も、ありました。副業やそのほかを全部かき集めて、稼ぎは累計で1000万円を超えた。もっとも、その裏では、仮想通貨のレバレッジに手を出して700万を溶かしてもいて、税金や元手まで正直に引けば、差し引きは、むしろマイナスです。でも――ここでしたいのは、儲かった・損したの話じゃないんです。たとえ手元にいくら残ろうと、口座の数字が増えても、心がふっと軽くなる瞬間は、ついに来ませんでした。増えれば増えるほど、「まだ足りない」「もっといけるはずだ」という声が、大きくなっていくだけでした。</w:t>
       </w:r>
     </w:p>
     <w:p>

--- a/kindle/入稿/第6巻_副業の罠.docx
+++ b/kindle/入稿/第6巻_副業の罠.docx
@@ -261,7 +261,7 @@
     <w:p>
       <w:pPr>
         <w:pStyle w:val="Heading1"/>
-        <w:spacing w:after="220" w:before="480"/>
+        <w:spacing w:after="220" w:before="240"/>
       </w:pPr>
       <w:r>
         <w:rPr>
@@ -271,142 +271,147 @@
           <w:sz w:val="30"/>
           <w:szCs w:val="30"/>
         </w:rPr>
-        <w:t xml:space="preserve">まえがき</w:t>
-      </w:r>
-    </w:p>
-    <w:p>
-      <w:pPr>
-        <w:spacing w:after="160" w:line="360"/>
-      </w:pPr>
-      <w:r>
-        <w:rPr>
-          <w:rFonts w:ascii="Yu Mincho" w:cs="Yu Mincho" w:eastAsia="Yu Mincho" w:hAnsi="Yu Mincho"/>
-          <w:b w:val="false"/>
-          <w:bCs w:val="false"/>
-          <w:sz w:val="21"/>
-          <w:szCs w:val="21"/>
-        </w:rPr>
-        <w:t xml:space="preserve">これを書いている今も、僕のパソコンの中には、途中で止まったままのプロジェクトが、いくつも眠っています。</w:t>
-      </w:r>
-    </w:p>
-    <w:p>
-      <w:pPr>
-        <w:spacing w:after="160" w:line="360"/>
-      </w:pPr>
-      <w:r>
-        <w:rPr>
-          <w:rFonts w:ascii="Yu Mincho" w:cs="Yu Mincho" w:eastAsia="Yu Mincho" w:hAnsi="Yu Mincho"/>
-          <w:b w:val="false"/>
-          <w:bCs w:val="false"/>
-          <w:sz w:val="21"/>
-          <w:szCs w:val="21"/>
-        </w:rPr>
-        <w:t xml:space="preserve">書きかけの企画。作りかけのサービス。「これが当たれば、もっと楽になる」と思って走り出して、8割まで作って、そのまま放り出したもの。フォルダを開くと、そういう「未完成」が、ずらっと並んでいます。</w:t>
-      </w:r>
-    </w:p>
-    <w:p>
-      <w:pPr>
-        <w:spacing w:after="160" w:line="360"/>
-      </w:pPr>
-      <w:r>
-        <w:rPr>
-          <w:rFonts w:ascii="Yu Mincho" w:cs="Yu Mincho" w:eastAsia="Yu Mincho" w:hAnsi="Yu Mincho"/>
-          <w:b w:val="false"/>
-          <w:bCs w:val="false"/>
-          <w:sz w:val="21"/>
-          <w:szCs w:val="21"/>
-        </w:rPr>
-        <w:t xml:space="preserve">一つ終われば、楽になると思っていました。でも、一つ終わる頃には、もう次の「これをやればもっと」が始まっていて、いつまでたっても、終わりが来ませんでした。</w:t>
-      </w:r>
-    </w:p>
-    <w:p>
-      <w:pPr>
-        <w:spacing w:after="160" w:line="360"/>
-      </w:pPr>
-      <w:r>
-        <w:rPr>
-          <w:rFonts w:ascii="Yu Mincho" w:cs="Yu Mincho" w:eastAsia="Yu Mincho" w:hAnsi="Yu Mincho"/>
-          <w:b w:val="false"/>
-          <w:bCs w:val="false"/>
-          <w:sz w:val="21"/>
-          <w:szCs w:val="21"/>
-        </w:rPr>
-        <w:t xml:space="preserve">僕は、稼げなかったから苦しかったんじゃありません。</w:t>
-      </w:r>
-    </w:p>
-    <w:p>
-      <w:pPr>
-        <w:spacing w:after="160" w:line="360"/>
-      </w:pPr>
-      <w:r>
-        <w:rPr>
-          <w:rFonts w:ascii="Yu Mincho" w:cs="Yu Mincho" w:eastAsia="Yu Mincho" w:hAnsi="Yu Mincho"/>
-          <w:b w:val="false"/>
-          <w:bCs w:val="false"/>
-          <w:sz w:val="21"/>
-          <w:szCs w:val="21"/>
-        </w:rPr>
-        <w:t xml:space="preserve">稼げた時期も、ありました。副業やそのほかを全部かき集めて、稼ぎは累計で1000万円を超えた。もっとも、その裏では、仮想通貨のレバレッジに手を出して700万を溶かしてもいて、税金や元手まで正直に引けば、差し引きは、むしろマイナスです。でも――ここでしたいのは、儲かった・損したの話じゃないんです。たとえ手元にいくら残ろうと、口座の数字が増えても、心がふっと軽くなる瞬間は、ついに来ませんでした。増えれば増えるほど、「まだ足りない」「もっといけるはずだ」という声が、大きくなっていくだけでした。</w:t>
-      </w:r>
-    </w:p>
-    <w:p>
-      <w:pPr>
-        <w:spacing w:after="160" w:line="360"/>
-      </w:pPr>
-      <w:r>
-        <w:rPr>
-          <w:rFonts w:ascii="Yu Mincho" w:cs="Yu Mincho" w:eastAsia="Yu Mincho" w:hAnsi="Yu Mincho"/>
-          <w:b w:val="false"/>
-          <w:bCs w:val="false"/>
-          <w:sz w:val="21"/>
-          <w:szCs w:val="21"/>
-        </w:rPr>
-        <w:t xml:space="preserve">先に、一つだけ言わせてください。この「もっと」の声は、たぶん、そこそこ稼いだ僕だけのものじゃありません。まだ副業で1円も稼げていない人の頭の中でも、同じ声は、もう鳴り始めているはずです。稼いだ人が最後にかかる病気じゃない。SNSを開いた僕たち全員が、今この瞬間に感染している病気——それが、この本で話す「もっと」の正体です。</w:t>
-      </w:r>
-    </w:p>
-    <w:p>
-      <w:pPr>
-        <w:spacing w:after="160" w:line="360"/>
-      </w:pPr>
-      <w:r>
-        <w:rPr>
-          <w:rFonts w:ascii="Yu Mincho" w:cs="Yu Mincho" w:eastAsia="Yu Mincho" w:hAnsi="Yu Mincho"/>
-          <w:b w:val="false"/>
-          <w:bCs w:val="false"/>
-          <w:sz w:val="21"/>
-          <w:szCs w:val="21"/>
-        </w:rPr>
-        <w:t xml:space="preserve">稼いでも、稼いでも、楽にならない。</w:t>
-      </w:r>
-    </w:p>
-    <w:p>
-      <w:pPr>
-        <w:spacing w:after="160" w:line="360"/>
-      </w:pPr>
-      <w:r>
-        <w:rPr>
-          <w:rFonts w:ascii="Yu Mincho" w:cs="Yu Mincho" w:eastAsia="Yu Mincho" w:hAnsi="Yu Mincho"/>
-          <w:b w:val="false"/>
-          <w:bCs w:val="false"/>
-          <w:sz w:val="21"/>
-          <w:szCs w:val="21"/>
-        </w:rPr>
-        <w:t xml:space="preserve">この本は、その正体の話です。「もっと稼げば、いつか楽になる」という、僕がずっと信じていた前提そのものが、実は罠だったんじゃないか。そこから、どうやって降りるのか。</w:t>
-      </w:r>
-    </w:p>
-    <w:p>
-      <w:pPr>
-        <w:spacing w:after="160" w:line="360"/>
-      </w:pPr>
-      <w:r>
-        <w:rPr>
-          <w:rFonts w:ascii="Yu Mincho" w:cs="Yu Mincho" w:eastAsia="Yu Mincho" w:hAnsi="Yu Mincho"/>
-          <w:b w:val="false"/>
-          <w:bCs w:val="false"/>
-          <w:sz w:val="21"/>
-          <w:szCs w:val="21"/>
-        </w:rPr>
-        <w:t xml:space="preserve">足るを知れ、みたいな、悟った話をするつもりはありません。僕は今も、その途中にいます。ただ、あの終わらない追いかけっこから、少しずつ足を抜きつつある、その途中経過を、正直に書きます。</w:t>
+        <w:t xml:space="preserve">目次</w:t>
+      </w:r>
+    </w:p>
+    <w:p>
+      <w:pPr>
+        <w:spacing w:after="120" w:line="360"/>
+      </w:pPr>
+      <w:hyperlink w:history="1" w:anchor="ch0">
+        <w:r>
+          <w:rPr>
+            <w:rFonts w:ascii="Yu Mincho" w:cs="Yu Mincho" w:eastAsia="Yu Mincho" w:hAnsi="Yu Mincho"/>
+            <w:sz w:val="22"/>
+            <w:szCs w:val="22"/>
+          </w:rPr>
+          <w:t xml:space="preserve">まえがき</w:t>
+        </w:r>
+      </w:hyperlink>
+    </w:p>
+    <w:p>
+      <w:pPr>
+        <w:spacing w:after="120" w:line="360"/>
+      </w:pPr>
+      <w:hyperlink w:history="1" w:anchor="ch1">
+        <w:r>
+          <w:rPr>
+            <w:rFonts w:ascii="Yu Mincho" w:cs="Yu Mincho" w:eastAsia="Yu Mincho" w:hAnsi="Yu Mincho"/>
+            <w:sz w:val="22"/>
+            <w:szCs w:val="22"/>
+          </w:rPr>
+          <w:t xml:space="preserve">第1章 途中で、僕は一度折れた</w:t>
+        </w:r>
+      </w:hyperlink>
+    </w:p>
+    <w:p>
+      <w:pPr>
+        <w:spacing w:after="120" w:line="360"/>
+      </w:pPr>
+      <w:hyperlink w:history="1" w:anchor="ch2">
+        <w:r>
+          <w:rPr>
+            <w:rFonts w:ascii="Yu Mincho" w:cs="Yu Mincho" w:eastAsia="Yu Mincho" w:hAnsi="Yu Mincho"/>
+            <w:sz w:val="22"/>
+            <w:szCs w:val="22"/>
+          </w:rPr>
+          <w:t xml:space="preserve">第2章 「もっと」は、なぜ終わらないのか</w:t>
+        </w:r>
+      </w:hyperlink>
+    </w:p>
+    <w:p>
+      <w:pPr>
+        <w:spacing w:after="120" w:line="360"/>
+      </w:pPr>
+      <w:hyperlink w:history="1" w:anchor="ch3">
+        <w:r>
+          <w:rPr>
+            <w:rFonts w:ascii="Yu Mincho" w:cs="Yu Mincho" w:eastAsia="Yu Mincho" w:hAnsi="Yu Mincho"/>
+            <w:sz w:val="22"/>
+            <w:szCs w:val="22"/>
+          </w:rPr>
+          <w:t xml:space="preserve">第3章 「もっと稼げば楽になる」は、本当か</w:t>
+        </w:r>
+      </w:hyperlink>
+    </w:p>
+    <w:p>
+      <w:pPr>
+        <w:spacing w:after="120" w:line="360"/>
+      </w:pPr>
+      <w:hyperlink w:history="1" w:anchor="ch4">
+        <w:r>
+          <w:rPr>
+            <w:rFonts w:ascii="Yu Mincho" w:cs="Yu Mincho" w:eastAsia="Yu Mincho" w:hAnsi="Yu Mincho"/>
+            <w:sz w:val="22"/>
+            <w:szCs w:val="22"/>
+          </w:rPr>
+          <w:t xml:space="preserve">第4章 FIRE卒業と、同じ構造</w:t>
+        </w:r>
+      </w:hyperlink>
+    </w:p>
+    <w:p>
+      <w:pPr>
+        <w:spacing w:after="120" w:line="360"/>
+      </w:pPr>
+      <w:hyperlink w:history="1" w:anchor="ch5">
+        <w:r>
+          <w:rPr>
+            <w:rFonts w:ascii="Yu Mincho" w:cs="Yu Mincho" w:eastAsia="Yu Mincho" w:hAnsi="Yu Mincho"/>
+            <w:sz w:val="22"/>
+            <w:szCs w:val="22"/>
+          </w:rPr>
+          <w:t xml:space="preserve">第5章 タイパの次は、「メンパ」だと思う</w:t>
+        </w:r>
+      </w:hyperlink>
+    </w:p>
+    <w:p>
+      <w:pPr>
+        <w:spacing w:after="120" w:line="360"/>
+      </w:pPr>
+      <w:hyperlink w:history="1" w:anchor="ch6">
+        <w:r>
+          <w:rPr>
+            <w:rFonts w:ascii="Yu Mincho" w:cs="Yu Mincho" w:eastAsia="Yu Mincho" w:hAnsi="Yu Mincho"/>
+            <w:sz w:val="22"/>
+            <w:szCs w:val="22"/>
+          </w:rPr>
+          <w:t xml:space="preserve">第6章 「降りる」ための、地味な技術</w:t>
+        </w:r>
+      </w:hyperlink>
+    </w:p>
+    <w:p>
+      <w:pPr>
+        <w:spacing w:after="120" w:line="360"/>
+      </w:pPr>
+      <w:hyperlink w:history="1" w:anchor="ch7">
+        <w:r>
+          <w:rPr>
+            <w:rFonts w:ascii="Yu Mincho" w:cs="Yu Mincho" w:eastAsia="Yu Mincho" w:hAnsi="Yu Mincho"/>
+            <w:sz w:val="22"/>
+            <w:szCs w:val="22"/>
+          </w:rPr>
+          <w:t xml:space="preserve">おわりに</w:t>
+        </w:r>
+      </w:hyperlink>
+    </w:p>
+    <w:p>
+      <w:pPr>
+        <w:spacing w:after="120" w:line="360"/>
+      </w:pPr>
+      <w:hyperlink w:history="1" w:anchor="ch8">
+        <w:r>
+          <w:rPr>
+            <w:rFonts w:ascii="Yu Mincho" w:cs="Yu Mincho" w:eastAsia="Yu Mincho" w:hAnsi="Yu Mincho"/>
+            <w:sz w:val="22"/>
+            <w:szCs w:val="22"/>
+          </w:rPr>
+          <w:t xml:space="preserve">出典・参考にしたデータ（読者向け）</w:t>
+        </w:r>
+      </w:hyperlink>
+    </w:p>
+    <w:p>
+      <w:r>
+        <w:br w:type="page"/>
       </w:r>
     </w:p>
     <w:p>
@@ -414,6 +419,7 @@
         <w:pStyle w:val="Heading1"/>
         <w:spacing w:after="220" w:before="480"/>
       </w:pPr>
+      <w:bookmarkStart w:name="ch0" w:id="1"/>
       <w:r>
         <w:rPr>
           <w:rFonts w:ascii="Yu Gothic" w:cs="Yu Gothic" w:eastAsia="Yu Gothic" w:hAnsi="Yu Gothic"/>
@@ -422,8 +428,162 @@
           <w:sz w:val="30"/>
           <w:szCs w:val="30"/>
         </w:rPr>
+        <w:t xml:space="preserve">まえがき</w:t>
+      </w:r>
+      <w:bookmarkEnd w:id="1"/>
+    </w:p>
+    <w:p>
+      <w:pPr>
+        <w:spacing w:after="160" w:line="360"/>
+      </w:pPr>
+      <w:r>
+        <w:rPr>
+          <w:rFonts w:ascii="Yu Mincho" w:cs="Yu Mincho" w:eastAsia="Yu Mincho" w:hAnsi="Yu Mincho"/>
+          <w:b w:val="false"/>
+          <w:bCs w:val="false"/>
+          <w:sz w:val="21"/>
+          <w:szCs w:val="21"/>
+        </w:rPr>
+        <w:t xml:space="preserve">これを書いている今も、僕のパソコンの中には、途中で止まったままのプロジェクトが、いくつも眠っています。</w:t>
+      </w:r>
+    </w:p>
+    <w:p>
+      <w:pPr>
+        <w:spacing w:after="160" w:line="360"/>
+      </w:pPr>
+      <w:r>
+        <w:rPr>
+          <w:rFonts w:ascii="Yu Mincho" w:cs="Yu Mincho" w:eastAsia="Yu Mincho" w:hAnsi="Yu Mincho"/>
+          <w:b w:val="false"/>
+          <w:bCs w:val="false"/>
+          <w:sz w:val="21"/>
+          <w:szCs w:val="21"/>
+        </w:rPr>
+        <w:t xml:space="preserve">書きかけの企画。作りかけのサービス。「これが当たれば、もっと楽になる」と思って走り出して、8割まで作って、そのまま放り出したもの。フォルダを開くと、そういう「未完成」が、ずらっと並んでいます。</w:t>
+      </w:r>
+    </w:p>
+    <w:p>
+      <w:pPr>
+        <w:spacing w:after="160" w:line="360"/>
+      </w:pPr>
+      <w:r>
+        <w:rPr>
+          <w:rFonts w:ascii="Yu Mincho" w:cs="Yu Mincho" w:eastAsia="Yu Mincho" w:hAnsi="Yu Mincho"/>
+          <w:b w:val="false"/>
+          <w:bCs w:val="false"/>
+          <w:sz w:val="21"/>
+          <w:szCs w:val="21"/>
+        </w:rPr>
+        <w:t xml:space="preserve">一つ終われば、楽になると思っていました。でも、一つ終わる頃には、もう次の「これをやればもっと」が始まっていて、いつまでたっても、終わりが来ませんでした。</w:t>
+      </w:r>
+    </w:p>
+    <w:p>
+      <w:pPr>
+        <w:spacing w:after="160" w:line="360"/>
+      </w:pPr>
+      <w:r>
+        <w:rPr>
+          <w:rFonts w:ascii="Yu Mincho" w:cs="Yu Mincho" w:eastAsia="Yu Mincho" w:hAnsi="Yu Mincho"/>
+          <w:b w:val="false"/>
+          <w:bCs w:val="false"/>
+          <w:sz w:val="21"/>
+          <w:szCs w:val="21"/>
+        </w:rPr>
+        <w:t xml:space="preserve">僕は、稼げなかったから苦しかったんじゃありません。</w:t>
+      </w:r>
+    </w:p>
+    <w:p>
+      <w:pPr>
+        <w:spacing w:after="160" w:line="360"/>
+      </w:pPr>
+      <w:r>
+        <w:rPr>
+          <w:rFonts w:ascii="Yu Mincho" w:cs="Yu Mincho" w:eastAsia="Yu Mincho" w:hAnsi="Yu Mincho"/>
+          <w:b w:val="false"/>
+          <w:bCs w:val="false"/>
+          <w:sz w:val="21"/>
+          <w:szCs w:val="21"/>
+        </w:rPr>
+        <w:t xml:space="preserve">稼げた時期も、ありました。副業やそのほかを全部かき集めて、稼ぎは累計で1000万円を超えた。もっとも、その裏では、仮想通貨のレバレッジに手を出して700万を溶かしてもいて、税金や元手まで正直に引けば、差し引きは、むしろマイナスです。でも――ここでしたいのは、儲かった・損したの話じゃないんです。たとえ手元にいくら残ろうと、口座の数字が増えても、心がふっと軽くなる瞬間は、ついに来ませんでした。増えれば増えるほど、「まだ足りない」「もっといけるはずだ」という声が、大きくなっていくだけでした。</w:t>
+      </w:r>
+    </w:p>
+    <w:p>
+      <w:pPr>
+        <w:spacing w:after="160" w:line="360"/>
+      </w:pPr>
+      <w:r>
+        <w:rPr>
+          <w:rFonts w:ascii="Yu Mincho" w:cs="Yu Mincho" w:eastAsia="Yu Mincho" w:hAnsi="Yu Mincho"/>
+          <w:b w:val="false"/>
+          <w:bCs w:val="false"/>
+          <w:sz w:val="21"/>
+          <w:szCs w:val="21"/>
+        </w:rPr>
+        <w:t xml:space="preserve">先に、一つだけ言わせてください。この「もっと」の声は、たぶん、そこそこ稼いだ僕だけのものじゃありません。まだ副業で1円も稼げていない人の頭の中でも、同じ声は、もう鳴り始めているはずです。稼いだ人が最後にかかる病気じゃない。SNSを開いた僕たち全員が、今この瞬間に感染している病気——それが、この本で話す「もっと」の正体です。</w:t>
+      </w:r>
+    </w:p>
+    <w:p>
+      <w:pPr>
+        <w:spacing w:after="160" w:line="360"/>
+      </w:pPr>
+      <w:r>
+        <w:rPr>
+          <w:rFonts w:ascii="Yu Mincho" w:cs="Yu Mincho" w:eastAsia="Yu Mincho" w:hAnsi="Yu Mincho"/>
+          <w:b w:val="false"/>
+          <w:bCs w:val="false"/>
+          <w:sz w:val="21"/>
+          <w:szCs w:val="21"/>
+        </w:rPr>
+        <w:t xml:space="preserve">稼いでも、稼いでも、楽にならない。</w:t>
+      </w:r>
+    </w:p>
+    <w:p>
+      <w:pPr>
+        <w:spacing w:after="160" w:line="360"/>
+      </w:pPr>
+      <w:r>
+        <w:rPr>
+          <w:rFonts w:ascii="Yu Mincho" w:cs="Yu Mincho" w:eastAsia="Yu Mincho" w:hAnsi="Yu Mincho"/>
+          <w:b w:val="false"/>
+          <w:bCs w:val="false"/>
+          <w:sz w:val="21"/>
+          <w:szCs w:val="21"/>
+        </w:rPr>
+        <w:t xml:space="preserve">この本は、その正体の話です。「もっと稼げば、いつか楽になる」という、僕がずっと信じていた前提そのものが、実は罠だったんじゃないか。そこから、どうやって降りるのか。</w:t>
+      </w:r>
+    </w:p>
+    <w:p>
+      <w:pPr>
+        <w:spacing w:after="160" w:line="360"/>
+      </w:pPr>
+      <w:r>
+        <w:rPr>
+          <w:rFonts w:ascii="Yu Mincho" w:cs="Yu Mincho" w:eastAsia="Yu Mincho" w:hAnsi="Yu Mincho"/>
+          <w:b w:val="false"/>
+          <w:bCs w:val="false"/>
+          <w:sz w:val="21"/>
+          <w:szCs w:val="21"/>
+        </w:rPr>
+        <w:t xml:space="preserve">足るを知れ、みたいな、悟った話をするつもりはありません。僕は今も、その途中にいます。ただ、あの終わらない追いかけっこから、少しずつ足を抜きつつある、その途中経過を、正直に書きます。</w:t>
+      </w:r>
+    </w:p>
+    <w:p>
+      <w:pPr>
+        <w:pStyle w:val="Heading1"/>
+        <w:spacing w:after="220" w:before="480"/>
+      </w:pPr>
+      <w:bookmarkStart w:name="ch1" w:id="1"/>
+      <w:r>
+        <w:rPr>
+          <w:rFonts w:ascii="Yu Gothic" w:cs="Yu Gothic" w:eastAsia="Yu Gothic" w:hAnsi="Yu Gothic"/>
+          <w:b/>
+          <w:bCs/>
+          <w:sz w:val="30"/>
+          <w:szCs w:val="30"/>
+        </w:rPr>
         <w:t xml:space="preserve">第1章 途中で、僕は一度折れた</w:t>
       </w:r>
+      <w:bookmarkEnd w:id="1"/>
     </w:p>
     <w:p>
       <w:pPr>
@@ -702,6 +862,7 @@
         <w:pStyle w:val="Heading1"/>
         <w:spacing w:after="220" w:before="480"/>
       </w:pPr>
+      <w:bookmarkStart w:name="ch2" w:id="1"/>
       <w:r>
         <w:rPr>
           <w:rFonts w:ascii="Yu Gothic" w:cs="Yu Gothic" w:eastAsia="Yu Gothic" w:hAnsi="Yu Gothic"/>
@@ -712,6 +873,7 @@
         </w:rPr>
         <w:t xml:space="preserve">第2章 「もっと」は、なぜ終わらないのか</w:t>
       </w:r>
+      <w:bookmarkEnd w:id="1"/>
     </w:p>
     <w:p>
       <w:pPr>
@@ -990,6 +1152,7 @@
         <w:pStyle w:val="Heading1"/>
         <w:spacing w:after="220" w:before="480"/>
       </w:pPr>
+      <w:bookmarkStart w:name="ch3" w:id="1"/>
       <w:r>
         <w:rPr>
           <w:rFonts w:ascii="Yu Gothic" w:cs="Yu Gothic" w:eastAsia="Yu Gothic" w:hAnsi="Yu Gothic"/>
@@ -1000,6 +1163,7 @@
         </w:rPr>
         <w:t xml:space="preserve">第3章 「もっと稼げば楽になる」は、本当か</w:t>
       </w:r>
+      <w:bookmarkEnd w:id="1"/>
     </w:p>
     <w:p>
       <w:pPr>
@@ -1248,6 +1412,7 @@
         <w:pStyle w:val="Heading1"/>
         <w:spacing w:after="220" w:before="480"/>
       </w:pPr>
+      <w:bookmarkStart w:name="ch4" w:id="1"/>
       <w:r>
         <w:rPr>
           <w:rFonts w:ascii="Yu Gothic" w:cs="Yu Gothic" w:eastAsia="Yu Gothic" w:hAnsi="Yu Gothic"/>
@@ -1258,6 +1423,7 @@
         </w:rPr>
         <w:t xml:space="preserve">第4章 FIRE卒業と、同じ構造</w:t>
       </w:r>
+      <w:bookmarkEnd w:id="1"/>
     </w:p>
     <w:p>
       <w:pPr>
@@ -1506,6 +1672,7 @@
         <w:pStyle w:val="Heading1"/>
         <w:spacing w:after="220" w:before="480"/>
       </w:pPr>
+      <w:bookmarkStart w:name="ch5" w:id="1"/>
       <w:r>
         <w:rPr>
           <w:rFonts w:ascii="Yu Gothic" w:cs="Yu Gothic" w:eastAsia="Yu Gothic" w:hAnsi="Yu Gothic"/>
@@ -1516,6 +1683,7 @@
         </w:rPr>
         <w:t xml:space="preserve">第5章 タイパの次は、「メンパ」だと思う</w:t>
       </w:r>
+      <w:bookmarkEnd w:id="1"/>
     </w:p>
     <w:p>
       <w:pPr>
@@ -1794,6 +1962,7 @@
         <w:pStyle w:val="Heading1"/>
         <w:spacing w:after="220" w:before="480"/>
       </w:pPr>
+      <w:bookmarkStart w:name="ch6" w:id="1"/>
       <w:r>
         <w:rPr>
           <w:rFonts w:ascii="Yu Gothic" w:cs="Yu Gothic" w:eastAsia="Yu Gothic" w:hAnsi="Yu Gothic"/>
@@ -1804,6 +1973,7 @@
         </w:rPr>
         <w:t xml:space="preserve">第6章 「降りる」ための、地味な技術</w:t>
       </w:r>
+      <w:bookmarkEnd w:id="1"/>
     </w:p>
     <w:p>
       <w:pPr>
@@ -2264,6 +2434,7 @@
         <w:pStyle w:val="Heading1"/>
         <w:spacing w:after="220" w:before="480"/>
       </w:pPr>
+      <w:bookmarkStart w:name="ch7" w:id="1"/>
       <w:r>
         <w:rPr>
           <w:rFonts w:ascii="Yu Gothic" w:cs="Yu Gothic" w:eastAsia="Yu Gothic" w:hAnsi="Yu Gothic"/>
@@ -2274,6 +2445,7 @@
         </w:rPr>
         <w:t xml:space="preserve">おわりに</w:t>
       </w:r>
+      <w:bookmarkEnd w:id="1"/>
     </w:p>
     <w:p>
       <w:pPr>
@@ -2468,21 +2640,6 @@
           <w:sz w:val="21"/>
           <w:szCs w:val="21"/>
         </w:rPr>
-        <w:t xml:space="preserve">（本ではこの下にQRコード画像を配置。画像=`kindle/assets/line_qr.png`）</w:t>
-      </w:r>
-    </w:p>
-    <w:p>
-      <w:pPr>
-        <w:spacing w:after="160" w:line="360"/>
-      </w:pPr>
-      <w:r>
-        <w:rPr>
-          <w:rFonts w:ascii="Yu Mincho" w:cs="Yu Mincho" w:eastAsia="Yu Mincho" w:hAnsi="Yu Mincho"/>
-          <w:b w:val="false"/>
-          <w:bCs w:val="false"/>
-          <w:sz w:val="21"/>
-          <w:szCs w:val="21"/>
-        </w:rPr>
         <w:t xml:space="preserve">最後に。</w:t>
       </w:r>
     </w:p>
@@ -2521,6 +2678,7 @@
         <w:pStyle w:val="Heading1"/>
         <w:spacing w:after="220" w:before="480"/>
       </w:pPr>
+      <w:bookmarkStart w:name="ch8" w:id="1"/>
       <w:r>
         <w:rPr>
           <w:rFonts w:ascii="Yu Gothic" w:cs="Yu Gothic" w:eastAsia="Yu Gothic" w:hAnsi="Yu Gothic"/>
@@ -2531,6 +2689,7 @@
         </w:rPr>
         <w:t xml:space="preserve">出典・参考にしたデータ（読者向け）</w:t>
       </w:r>
+      <w:bookmarkEnd w:id="1"/>
     </w:p>
     <w:p>
       <w:pPr>
@@ -2826,7 +2985,7 @@
           <w:sz w:val="21"/>
           <w:szCs w:val="21"/>
         </w:rPr>
-        <w:t xml:space="preserve">［発売日を記載］　初版発行</w:t>
+        <w:t xml:space="preserve">2026年　初版発行</w:t>
       </w:r>
     </w:p>
     <w:p>

--- a/kindle/入稿/第6巻_副業の罠.docx
+++ b/kindle/入稿/第6巻_副業の罠.docx
@@ -2625,8 +2625,22 @@
           <w:sz w:val="21"/>
           <w:szCs w:val="21"/>
         </w:rPr>
-        <w:t xml:space="preserve">▶ 無料で受け取る（LINEで友だち追加）: https://lin.ee/UB707h4</w:t>
-      </w:r>
+        <w:t xml:space="preserve">▶ 無料で受け取る（LINEで友だち追加）: </w:t>
+      </w:r>
+      <w:hyperlink w:history="1" r:id="rIdzc6c3z6-bupyrrpeu11xf">
+        <w:r>
+          <w:rPr>
+            <w:rFonts w:ascii="Yu Mincho" w:cs="Yu Mincho" w:eastAsia="Yu Mincho" w:hAnsi="Yu Mincho"/>
+            <w:b w:val="false"/>
+            <w:bCs w:val="false"/>
+            <w:color w:val="0563C1"/>
+            <w:sz w:val="21"/>
+            <w:szCs w:val="21"/>
+            <w:u w:val="single"/>
+          </w:rPr>
+          <w:t xml:space="preserve">https://lin.ee/UB707h4</w:t>
+        </w:r>
+      </w:hyperlink>
     </w:p>
     <w:p>
       <w:pPr>
@@ -2718,6 +2732,8 @@
       <w:r>
         <w:rPr>
           <w:rFonts w:ascii="Yu Mincho" w:cs="Yu Mincho" w:eastAsia="Yu Mincho" w:hAnsi="Yu Mincho"/>
+          <w:b w:val="false"/>
+          <w:bCs w:val="false"/>
           <w:sz w:val="21"/>
           <w:szCs w:val="21"/>
         </w:rPr>
@@ -2736,6 +2752,8 @@
       <w:r>
         <w:rPr>
           <w:rFonts w:ascii="Yu Mincho" w:cs="Yu Mincho" w:eastAsia="Yu Mincho" w:hAnsi="Yu Mincho"/>
+          <w:b w:val="false"/>
+          <w:bCs w:val="false"/>
           <w:sz w:val="21"/>
           <w:szCs w:val="21"/>
         </w:rPr>
@@ -2754,6 +2772,8 @@
       <w:r>
         <w:rPr>
           <w:rFonts w:ascii="Yu Mincho" w:cs="Yu Mincho" w:eastAsia="Yu Mincho" w:hAnsi="Yu Mincho"/>
+          <w:b w:val="false"/>
+          <w:bCs w:val="false"/>
           <w:sz w:val="21"/>
           <w:szCs w:val="21"/>
         </w:rPr>
@@ -2772,6 +2792,8 @@
       <w:r>
         <w:rPr>
           <w:rFonts w:ascii="Yu Mincho" w:cs="Yu Mincho" w:eastAsia="Yu Mincho" w:hAnsi="Yu Mincho"/>
+          <w:b w:val="false"/>
+          <w:bCs w:val="false"/>
           <w:sz w:val="21"/>
           <w:szCs w:val="21"/>
         </w:rPr>
@@ -2790,6 +2812,8 @@
       <w:r>
         <w:rPr>
           <w:rFonts w:ascii="Yu Mincho" w:cs="Yu Mincho" w:eastAsia="Yu Mincho" w:hAnsi="Yu Mincho"/>
+          <w:b w:val="false"/>
+          <w:bCs w:val="false"/>
           <w:sz w:val="21"/>
           <w:szCs w:val="21"/>
         </w:rPr>
